--- a/docs/presentations/TP-ESP-TEDOLDI-SANTIAGO-2025.docx
+++ b/docs/presentations/TP-ESP-TEDOLDI-SANTIAGO-2025.docx
@@ -3894,21 +3894,12 @@
                 <w:color w:val="000000"/>
               </w:rPr>
             </w:pPr>
-            <w:proofErr w:type="spellStart"/>
             <w:r>
               <w:rPr>
                 <w:rFonts w:ascii="Liberation Sans" w:eastAsia="Liberation Sans" w:hAnsi="Liberation Sans" w:cs="Liberation Sans"/>
                 <w:color w:val="000000"/>
               </w:rPr>
-              <w:t>Headings</w:t>
-            </w:r>
-            <w:proofErr w:type="spellEnd"/>
-            <w:r>
-              <w:rPr>
-                <w:rFonts w:ascii="Liberation Sans" w:eastAsia="Liberation Sans" w:hAnsi="Liberation Sans" w:cs="Liberation Sans"/>
-                <w:color w:val="000000"/>
-              </w:rPr>
-              <w:t xml:space="preserve"> HS</w:t>
+              <w:t>Headings HS</w:t>
             </w:r>
           </w:p>
         </w:tc>
@@ -4923,23 +4914,7 @@
           <w:rFonts w:ascii="Liberation Sans" w:eastAsia="Liberation Sans" w:hAnsi="Liberation Sans" w:cs="Liberation Sans"/>
           <w:color w:val="000000"/>
         </w:rPr>
-        <w:t xml:space="preserve">como </w:t>
-      </w:r>
-      <w:proofErr w:type="spellStart"/>
-      <w:r>
-        <w:rPr>
-          <w:rFonts w:ascii="Liberation Sans" w:eastAsia="Liberation Sans" w:hAnsi="Liberation Sans" w:cs="Liberation Sans"/>
-          <w:color w:val="000000"/>
-        </w:rPr>
-        <w:t>GloVe</w:t>
-      </w:r>
-      <w:proofErr w:type="spellEnd"/>
-      <w:r>
-        <w:rPr>
-          <w:rFonts w:ascii="Liberation Sans" w:eastAsia="Liberation Sans" w:hAnsi="Liberation Sans" w:cs="Liberation Sans"/>
-          <w:color w:val="000000"/>
-        </w:rPr>
-        <w:t xml:space="preserve"> </w:t>
+        <w:t xml:space="preserve">como GloVe </w:t>
       </w:r>
       <w:sdt>
         <w:sdtPr>
@@ -5243,17 +5218,8 @@
           <w:rFonts w:ascii="Liberation Sans" w:eastAsia="Liberation Sans" w:hAnsi="Liberation Sans" w:cs="Liberation Sans"/>
           <w:color w:val="000000"/>
         </w:rPr>
-        <w:t xml:space="preserve"> </w:t>
-      </w:r>
-      <w:proofErr w:type="spellStart"/>
-      <w:r>
-        <w:rPr>
-          <w:rFonts w:ascii="Liberation Sans" w:eastAsia="Liberation Sans" w:hAnsi="Liberation Sans" w:cs="Liberation Sans"/>
-          <w:color w:val="000000"/>
-        </w:rPr>
-        <w:t>preentrenados</w:t>
-      </w:r>
-      <w:proofErr w:type="spellEnd"/>
+        <w:t xml:space="preserve"> preentrenados</w:t>
+      </w:r>
       <w:r>
         <w:rPr>
           <w:rFonts w:ascii="Liberation Sans" w:eastAsia="Liberation Sans" w:hAnsi="Liberation Sans" w:cs="Liberation Sans"/>
@@ -13305,17 +13271,8 @@
                 <w:rFonts w:ascii="Liberation Sans Narrow" w:eastAsia="Liberation Sans Narrow" w:hAnsi="Liberation Sans Narrow" w:cs="Liberation Sans Narrow"/>
                 <w:color w:val="000000"/>
               </w:rPr>
-              <w:t xml:space="preserve"> &amp;&amp; -- </w:t>
-            </w:r>
-            <w:proofErr w:type="spellStart"/>
-            <w:r>
-              <w:rPr>
-                <w:rFonts w:ascii="Liberation Sans Narrow" w:eastAsia="Liberation Sans Narrow" w:hAnsi="Liberation Sans Narrow" w:cs="Liberation Sans Narrow"/>
-                <w:color w:val="000000"/>
-              </w:rPr>
-              <w:t>Other</w:t>
-            </w:r>
-            <w:proofErr w:type="spellEnd"/>
+              <w:t xml:space="preserve"> &amp;&amp; -- Other</w:t>
+            </w:r>
           </w:p>
         </w:tc>
         <w:tc>
@@ -13571,17 +13528,8 @@
                 <w:rFonts w:ascii="Liberation Sans Narrow" w:eastAsia="Liberation Sans Narrow" w:hAnsi="Liberation Sans Narrow" w:cs="Liberation Sans Narrow"/>
                 <w:color w:val="000000"/>
               </w:rPr>
-              <w:t xml:space="preserve">&amp;&amp; - </w:t>
-            </w:r>
-            <w:proofErr w:type="spellStart"/>
-            <w:r>
-              <w:rPr>
-                <w:rFonts w:ascii="Liberation Sans Narrow" w:eastAsia="Liberation Sans Narrow" w:hAnsi="Liberation Sans Narrow" w:cs="Liberation Sans Narrow"/>
-                <w:color w:val="000000"/>
-              </w:rPr>
-              <w:t>Other</w:t>
-            </w:r>
-            <w:proofErr w:type="spellEnd"/>
+              <w:t>&amp;&amp; - Other</w:t>
+            </w:r>
           </w:p>
         </w:tc>
         <w:tc>
@@ -13859,17 +13807,8 @@
                 <w:rFonts w:ascii="Liberation Sans Narrow" w:eastAsia="Liberation Sans Narrow" w:hAnsi="Liberation Sans Narrow" w:cs="Liberation Sans Narrow"/>
                 <w:color w:val="000000"/>
               </w:rPr>
-              <w:t xml:space="preserve">&amp;&amp; - </w:t>
-            </w:r>
-            <w:proofErr w:type="spellStart"/>
-            <w:r>
-              <w:rPr>
-                <w:rFonts w:ascii="Liberation Sans Narrow" w:eastAsia="Liberation Sans Narrow" w:hAnsi="Liberation Sans Narrow" w:cs="Liberation Sans Narrow"/>
-                <w:color w:val="000000"/>
-              </w:rPr>
-              <w:t>Other</w:t>
-            </w:r>
-            <w:proofErr w:type="spellEnd"/>
+              <w:t>&amp;&amp; - Other</w:t>
+            </w:r>
           </w:p>
         </w:tc>
         <w:tc>
@@ -14429,17 +14368,8 @@
                 <w:rFonts w:ascii="Liberation Sans Narrow" w:eastAsia="Liberation Sans Narrow" w:hAnsi="Liberation Sans Narrow" w:cs="Liberation Sans Narrow"/>
                 <w:color w:val="000000"/>
               </w:rPr>
-              <w:t xml:space="preserve">&amp;&amp; - </w:t>
-            </w:r>
-            <w:proofErr w:type="spellStart"/>
-            <w:r>
-              <w:rPr>
-                <w:rFonts w:ascii="Liberation Sans Narrow" w:eastAsia="Liberation Sans Narrow" w:hAnsi="Liberation Sans Narrow" w:cs="Liberation Sans Narrow"/>
-                <w:color w:val="000000"/>
-              </w:rPr>
-              <w:t>Other</w:t>
-            </w:r>
-            <w:proofErr w:type="spellEnd"/>
+              <w:t>&amp;&amp; - Other</w:t>
+            </w:r>
           </w:p>
         </w:tc>
         <w:tc>
@@ -20134,6 +20064,14 @@
           <w:color w:val="000000"/>
         </w:rPr>
       </w:pPr>
+      <w:r>
+        <w:rPr>
+          <w:rFonts w:ascii="Liberation Sans" w:eastAsia="Liberation Sans" w:hAnsi="Liberation Sans" w:cs="Liberation Sans"/>
+          <w:i/>
+          <w:color w:val="000000"/>
+        </w:rPr>
+        <w:t>Self-</w:t>
+      </w:r>
       <w:proofErr w:type="spellStart"/>
       <w:r>
         <w:rPr>
@@ -20141,7 +20079,7 @@
           <w:i/>
           <w:color w:val="000000"/>
         </w:rPr>
-        <w:t>Self-Attention</w:t>
+        <w:t>Attention</w:t>
       </w:r>
       <w:proofErr w:type="spellEnd"/>
       <w:r>
@@ -20230,23 +20168,13 @@
           <w:color w:val="000000"/>
         </w:rPr>
       </w:pPr>
-      <w:proofErr w:type="spellStart"/>
       <w:r>
         <w:rPr>
           <w:rFonts w:ascii="Liberation Sans" w:eastAsia="Liberation Sans" w:hAnsi="Liberation Sans" w:cs="Liberation Sans"/>
           <w:i/>
           <w:color w:val="000000"/>
         </w:rPr>
-        <w:t>Add</w:t>
-      </w:r>
-      <w:proofErr w:type="spellEnd"/>
-      <w:r>
-        <w:rPr>
-          <w:rFonts w:ascii="Liberation Sans" w:eastAsia="Liberation Sans" w:hAnsi="Liberation Sans" w:cs="Liberation Sans"/>
-          <w:i/>
-          <w:color w:val="000000"/>
-        </w:rPr>
-        <w:t xml:space="preserve"> &amp; </w:t>
+        <w:t xml:space="preserve">Add &amp; </w:t>
       </w:r>
       <w:proofErr w:type="spellStart"/>
       <w:r>
@@ -20313,23 +20241,13 @@
           <w:color w:val="000000"/>
         </w:rPr>
       </w:pPr>
-      <w:proofErr w:type="spellStart"/>
       <w:r>
         <w:rPr>
           <w:rFonts w:ascii="Liberation Sans" w:eastAsia="Liberation Sans" w:hAnsi="Liberation Sans" w:cs="Liberation Sans"/>
           <w:i/>
           <w:color w:val="000000"/>
         </w:rPr>
-        <w:t>Add</w:t>
-      </w:r>
-      <w:proofErr w:type="spellEnd"/>
-      <w:r>
-        <w:rPr>
-          <w:rFonts w:ascii="Liberation Sans" w:eastAsia="Liberation Sans" w:hAnsi="Liberation Sans" w:cs="Liberation Sans"/>
-          <w:i/>
-          <w:color w:val="000000"/>
-        </w:rPr>
-        <w:t xml:space="preserve"> &amp; </w:t>
+        <w:t xml:space="preserve">Add &amp; </w:t>
       </w:r>
       <w:proofErr w:type="spellStart"/>
       <w:r>
@@ -26764,23 +26682,7 @@
           <w:rFonts w:ascii="Liberation Sans" w:eastAsia="Liberation Sans" w:hAnsi="Liberation Sans" w:cs="Liberation Sans"/>
           <w:lang w:val="es-AR"/>
         </w:rPr>
-        <w:t xml:space="preserve">El presente estudio se realizó sobre datos en inglés. Dado que en Argentina y en otros países hispanohablantes las descripciones comerciales se manejan principalmente en español, sería crítico validar un modelo adaptado al español. Este punto abre camino a futuras investigaciones, incluyendo modelos </w:t>
-      </w:r>
-      <w:proofErr w:type="spellStart"/>
-      <w:r>
-        <w:rPr>
-          <w:rFonts w:ascii="Liberation Sans" w:eastAsia="Liberation Sans" w:hAnsi="Liberation Sans" w:cs="Liberation Sans"/>
-          <w:lang w:val="es-AR"/>
-        </w:rPr>
-        <w:t>preentrenados</w:t>
-      </w:r>
-      <w:proofErr w:type="spellEnd"/>
-      <w:r>
-        <w:rPr>
-          <w:rFonts w:ascii="Liberation Sans" w:eastAsia="Liberation Sans" w:hAnsi="Liberation Sans" w:cs="Liberation Sans"/>
-          <w:lang w:val="es-AR"/>
-        </w:rPr>
-        <w:t xml:space="preserve"> específicos para español, como BETO o </w:t>
+        <w:t xml:space="preserve">El presente estudio se realizó sobre datos en inglés. Dado que en Argentina y en otros países hispanohablantes las descripciones comerciales se manejan principalmente en español, sería crítico validar un modelo adaptado al español. Este punto abre camino a futuras investigaciones, incluyendo modelos preentrenados específicos para español, como BETO o </w:t>
       </w:r>
       <w:proofErr w:type="spellStart"/>
       <w:r>
